--- a/ibm6450/files/00_GT_Coding_Playbook.docx
+++ b/ibm6450/files/00_GT_Coding_Playbook.docx
@@ -226,7 +226,7 @@
         <w:t>Round 1</w:t>
       </w:r>
       <w:r>
-        <w:t xml:space="preserve"> (~60 items). Everyone codes the </w:t>
+        <w:t xml:space="preserve"> (Solving/Relational Work: 185 turns; Recommendation: 60 statements). Everyone codes the </w:t>
       </w:r>
       <w:r>
         <w:rPr>
@@ -263,7 +263,7 @@
         <w:t>Round 2</w:t>
       </w:r>
       <w:r>
-        <w:t xml:space="preserve"> (~60 items). Same rows for everyone, coded cold — including a re-judgment</w:t>
+        <w:t xml:space="preserve"> (Solving/Relational Work: 195 turns; Recommendation: 60 statements). Same rows for everyone, coded cold — including a re-judgment</w:t>
       </w:r>
     </w:p>
     <w:p>
